--- a/SSU dokumenti/SSU Elektronski Dnevnik 11 - Prikaz raspusta i neradnih dana.docx
+++ b/SSU dokumenti/SSU Elektronski Dnevnik 11 - Prikaz raspusta i neradnih dana.docx
@@ -1,6 +1,6 @@
 
 <file path=word/document.xml><?xml version="1.0" encoding="utf-8"?>
-<w:document xmlns:wpc="http://schemas.microsoft.com/office/word/2010/wordprocessingCanvas" xmlns:mc="http://schemas.openxmlformats.org/markup-compatibility/2006" xmlns:o="urn:schemas-microsoft-com:office:office" xmlns:r="http://schemas.openxmlformats.org/officeDocument/2006/relationships" xmlns:m="http://schemas.openxmlformats.org/officeDocument/2006/math" xmlns:v="urn:schemas-microsoft-com:vml" xmlns:wp14="http://schemas.microsoft.com/office/word/2010/wordprocessingDrawing" xmlns:wp="http://schemas.openxmlformats.org/drawingml/2006/wordprocessingDrawing" xmlns:w10="urn:schemas-microsoft-com:office:word" xmlns:w="http://schemas.openxmlformats.org/wordprocessingml/2006/main" xmlns:w14="http://schemas.microsoft.com/office/word/2010/wordml" xmlns:w15="http://schemas.microsoft.com/office/word/2012/wordml" xmlns:wpg="http://schemas.microsoft.com/office/word/2010/wordprocessingGroup" xmlns:wpi="http://schemas.microsoft.com/office/word/2010/wordprocessingInk" xmlns:wne="http://schemas.microsoft.com/office/word/2006/wordml" xmlns:wps="http://schemas.microsoft.com/office/word/2010/wordprocessingShape" mc:Ignorable="w14 w15 wp14">
+<w:document xmlns:wpc="http://schemas.microsoft.com/office/word/2010/wordprocessingCanvas" xmlns:cx="http://schemas.microsoft.com/office/drawing/2014/chartex" xmlns:cx1="http://schemas.microsoft.com/office/drawing/2015/9/8/chartex" xmlns:cx2="http://schemas.microsoft.com/office/drawing/2015/10/21/chartex" xmlns:cx3="http://schemas.microsoft.com/office/drawing/2016/5/9/chartex" xmlns:cx4="http://schemas.microsoft.com/office/drawing/2016/5/10/chartex" xmlns:cx5="http://schemas.microsoft.com/office/drawing/2016/5/11/chartex" xmlns:cx6="http://schemas.microsoft.com/office/drawing/2016/5/12/chartex" xmlns:cx7="http://schemas.microsoft.com/office/drawing/2016/5/13/chartex" xmlns:cx8="http://schemas.microsoft.com/office/drawing/2016/5/14/chartex" xmlns:mc="http://schemas.openxmlformats.org/markup-compatibility/2006" xmlns:aink="http://schemas.microsoft.com/office/drawing/2016/ink" xmlns:am3d="http://schemas.microsoft.com/office/drawing/2017/model3d" xmlns:o="urn:schemas-microsoft-com:office:office" xmlns:oel="http://schemas.microsoft.com/office/2019/extlst" xmlns:r="http://schemas.openxmlformats.org/officeDocument/2006/relationships" xmlns:m="http://schemas.openxmlformats.org/officeDocument/2006/math" xmlns:v="urn:schemas-microsoft-com:vml" xmlns:wp14="http://schemas.microsoft.com/office/word/2010/wordprocessingDrawing" xmlns:wp="http://schemas.openxmlformats.org/drawingml/2006/wordprocessingDrawing" xmlns:w10="urn:schemas-microsoft-com:office:word" xmlns:w="http://schemas.openxmlformats.org/wordprocessingml/2006/main" xmlns:w14="http://schemas.microsoft.com/office/word/2010/wordml" xmlns:w15="http://schemas.microsoft.com/office/word/2012/wordml" xmlns:w16cex="http://schemas.microsoft.com/office/word/2018/wordml/cex" xmlns:w16cid="http://schemas.microsoft.com/office/word/2016/wordml/cid" xmlns:w16="http://schemas.microsoft.com/office/word/2018/wordml" xmlns:w16du="http://schemas.microsoft.com/office/word/2023/wordml/word16du" xmlns:w16sdtdh="http://schemas.microsoft.com/office/word/2020/wordml/sdtdatahash" xmlns:w16sdtfl="http://schemas.microsoft.com/office/word/2024/wordml/sdtformatlock" xmlns:w16se="http://schemas.microsoft.com/office/word/2015/wordml/symex" xmlns:wpg="http://schemas.microsoft.com/office/word/2010/wordprocessingGroup" xmlns:wpi="http://schemas.microsoft.com/office/word/2010/wordprocessingInk" xmlns:wne="http://schemas.microsoft.com/office/word/2006/wordml" xmlns:wps="http://schemas.microsoft.com/office/word/2010/wordprocessingShape" mc:Ignorable="w14 w15 w16se w16cid w16 w16cex w16sdtdh w16sdtfl w16du wp14">
   <w:body>
     <w:p>
       <w:pPr>
@@ -453,8 +453,6 @@
             </w:rPr>
             <w:t>Sadržaj</w:t>
           </w:r>
-          <w:bookmarkStart w:id="0" w:name="_GoBack"/>
-          <w:bookmarkEnd w:id="0"/>
         </w:p>
         <w:p>
           <w:pPr>
@@ -1637,7 +1635,7 @@
           <w:lang w:val="sr-Latn-RS"/>
         </w:rPr>
       </w:pPr>
-      <w:bookmarkStart w:id="1" w:name="_Toc227150004"/>
+      <w:bookmarkStart w:id="0" w:name="_Toc227150004"/>
       <w:r>
         <w:rPr>
           <w:lang w:val="sr-Latn-RS"/>
@@ -1652,7 +1650,7 @@
         <w:tab/>
         <w:t>Uvod</w:t>
       </w:r>
-      <w:bookmarkEnd w:id="1"/>
+      <w:bookmarkEnd w:id="0"/>
     </w:p>
     <w:p>
       <w:pPr>
@@ -1661,7 +1659,7 @@
           <w:lang w:val="sr-Latn-RS"/>
         </w:rPr>
       </w:pPr>
-      <w:bookmarkStart w:id="2" w:name="_Toc227150005"/>
+      <w:bookmarkStart w:id="1" w:name="_Toc227150005"/>
       <w:r>
         <w:rPr>
           <w:lang w:val="sr-Latn-RS"/>
@@ -1675,7 +1673,7 @@
         <w:tab/>
         <w:t>Rezime</w:t>
       </w:r>
-      <w:bookmarkEnd w:id="2"/>
+      <w:bookmarkEnd w:id="1"/>
     </w:p>
     <w:p>
       <w:pPr>
@@ -1710,7 +1708,7 @@
           <w:lang w:val="sr-Latn-RS"/>
         </w:rPr>
       </w:pPr>
-      <w:bookmarkStart w:id="3" w:name="_Toc227150006"/>
+      <w:bookmarkStart w:id="2" w:name="_Toc227150006"/>
       <w:r>
         <w:rPr>
           <w:lang w:val="sr-Latn-RS"/>
@@ -1724,7 +1722,7 @@
         <w:tab/>
         <w:t>Namena dokumenta i ciljne grupe</w:t>
       </w:r>
-      <w:bookmarkEnd w:id="3"/>
+      <w:bookmarkEnd w:id="2"/>
     </w:p>
     <w:p>
       <w:pPr>
@@ -1759,7 +1757,7 @@
           <w:lang w:val="sr-Latn-RS"/>
         </w:rPr>
       </w:pPr>
-      <w:bookmarkStart w:id="4" w:name="_Toc227150007"/>
+      <w:bookmarkStart w:id="3" w:name="_Toc227150007"/>
       <w:r>
         <w:rPr>
           <w:lang w:val="sr-Latn-RS"/>
@@ -1773,7 +1771,7 @@
         <w:tab/>
         <w:t>Reference</w:t>
       </w:r>
-      <w:bookmarkEnd w:id="4"/>
+      <w:bookmarkEnd w:id="3"/>
     </w:p>
     <w:p>
       <w:pPr>
@@ -1818,7 +1816,7 @@
           <w:lang w:val="sr-Latn-RS"/>
         </w:rPr>
       </w:pPr>
-      <w:bookmarkStart w:id="5" w:name="_Toc227150008"/>
+      <w:bookmarkStart w:id="4" w:name="_Toc227150008"/>
       <w:r>
         <w:rPr>
           <w:lang w:val="sr-Latn-RS"/>
@@ -1832,7 +1830,7 @@
         <w:tab/>
         <w:t>Otvorena pitanja</w:t>
       </w:r>
-      <w:bookmarkEnd w:id="5"/>
+      <w:bookmarkEnd w:id="4"/>
     </w:p>
     <w:tbl>
       <w:tblPr>
@@ -2016,7 +2014,7 @@
           <w:lang w:val="sr-Latn-RS"/>
         </w:rPr>
       </w:pPr>
-      <w:bookmarkStart w:id="6" w:name="_Toc227150009"/>
+      <w:bookmarkStart w:id="5" w:name="_Toc227150009"/>
       <w:r>
         <w:rPr>
           <w:lang w:val="sr-Latn-RS"/>
@@ -2036,7 +2034,7 @@
         </w:rPr>
         <w:t>prikaza raspusta i neradnih dana</w:t>
       </w:r>
-      <w:bookmarkEnd w:id="6"/>
+      <w:bookmarkEnd w:id="5"/>
     </w:p>
     <w:p>
       <w:pPr>
@@ -2045,7 +2043,7 @@
           <w:lang w:val="sr-Latn-RS"/>
         </w:rPr>
       </w:pPr>
-      <w:bookmarkStart w:id="7" w:name="_Toc227150010"/>
+      <w:bookmarkStart w:id="6" w:name="_Toc227150010"/>
       <w:r>
         <w:rPr>
           <w:lang w:val="sr-Latn-RS"/>
@@ -2059,7 +2057,7 @@
         <w:tab/>
         <w:t>Kratak opis</w:t>
       </w:r>
-      <w:bookmarkEnd w:id="7"/>
+      <w:bookmarkEnd w:id="6"/>
     </w:p>
     <w:p>
       <w:pPr>
@@ -2082,7 +2080,7 @@
           <w:lang w:val="sr-Latn-RS"/>
         </w:rPr>
       </w:pPr>
-      <w:bookmarkStart w:id="8" w:name="_Toc227150011"/>
+      <w:bookmarkStart w:id="7" w:name="_Toc227150011"/>
       <w:r>
         <w:rPr>
           <w:lang w:val="sr-Latn-RS"/>
@@ -2096,7 +2094,7 @@
         <w:tab/>
         <w:t>Tok događaja</w:t>
       </w:r>
-      <w:bookmarkEnd w:id="8"/>
+      <w:bookmarkEnd w:id="7"/>
     </w:p>
     <w:p>
       <w:pPr>
@@ -2105,7 +2103,7 @@
           <w:lang w:val="sr-Latn-RS"/>
         </w:rPr>
       </w:pPr>
-      <w:bookmarkStart w:id="9" w:name="_Toc227150012"/>
+      <w:bookmarkStart w:id="8" w:name="_Toc227150012"/>
       <w:r>
         <w:rPr>
           <w:lang w:val="sr-Latn-RS"/>
@@ -2119,7 +2117,7 @@
         <w:tab/>
         <w:t>Osnovni uspešan scenario</w:t>
       </w:r>
-      <w:bookmarkEnd w:id="9"/>
+      <w:bookmarkEnd w:id="8"/>
     </w:p>
     <w:p>
       <w:pPr>
@@ -2266,7 +2264,7 @@
           <w:lang w:val="sr-Latn-RS"/>
         </w:rPr>
       </w:pPr>
-      <w:bookmarkStart w:id="10" w:name="_Toc227150013"/>
+      <w:bookmarkStart w:id="9" w:name="_Toc227150013"/>
       <w:r>
         <w:rPr>
           <w:lang w:val="sr-Latn-RS"/>
@@ -2285,7 +2283,7 @@
         </w:rPr>
         <w:t>Proširenja</w:t>
       </w:r>
-      <w:bookmarkEnd w:id="10"/>
+      <w:bookmarkEnd w:id="9"/>
     </w:p>
     <w:p>
       <w:pPr>
@@ -2299,7 +2297,13 @@
         <w:rPr>
           <w:lang w:val="sr-Latn-RS"/>
         </w:rPr>
-        <w:t>2a.</w:t>
+        <w:t>3</w:t>
+      </w:r>
+      <w:r>
+        <w:rPr>
+          <w:lang w:val="sr-Latn-RS"/>
+        </w:rPr>
+        <w:t>a.</w:t>
       </w:r>
       <w:r>
         <w:rPr>
@@ -2394,7 +2398,13 @@
         <w:rPr>
           <w:lang w:val="sr-Latn-RS"/>
         </w:rPr>
-        <w:t>3a.</w:t>
+        <w:t>4</w:t>
+      </w:r>
+      <w:r>
+        <w:rPr>
+          <w:lang w:val="sr-Latn-RS"/>
+        </w:rPr>
+        <w:t>a.</w:t>
       </w:r>
       <w:r>
         <w:rPr>
@@ -2465,7 +2475,7 @@
           <w:lang w:val="sr-Latn-RS"/>
         </w:rPr>
       </w:pPr>
-      <w:bookmarkStart w:id="11" w:name="_Toc227150014"/>
+      <w:bookmarkStart w:id="10" w:name="_Toc227150014"/>
       <w:r>
         <w:rPr>
           <w:lang w:val="sr-Latn-RS"/>
@@ -2479,7 +2489,7 @@
         <w:tab/>
         <w:t>Posebni zahtevi</w:t>
       </w:r>
-      <w:bookmarkEnd w:id="11"/>
+      <w:bookmarkEnd w:id="10"/>
     </w:p>
     <w:p>
       <w:pPr>
@@ -2502,7 +2512,7 @@
           <w:lang w:val="sr-Latn-RS"/>
         </w:rPr>
       </w:pPr>
-      <w:bookmarkStart w:id="12" w:name="_Toc227150015"/>
+      <w:bookmarkStart w:id="11" w:name="_Toc227150015"/>
       <w:r>
         <w:rPr>
           <w:lang w:val="sr-Latn-RS"/>
@@ -2516,7 +2526,7 @@
         <w:tab/>
         <w:t xml:space="preserve"> Preduslovi</w:t>
       </w:r>
-      <w:bookmarkEnd w:id="12"/>
+      <w:bookmarkEnd w:id="11"/>
     </w:p>
     <w:p>
       <w:pPr>
@@ -2539,7 +2549,7 @@
           <w:lang w:val="sr-Latn-RS"/>
         </w:rPr>
       </w:pPr>
-      <w:bookmarkStart w:id="13" w:name="_Toc227150016"/>
+      <w:bookmarkStart w:id="12" w:name="_Toc227150016"/>
       <w:r>
         <w:rPr>
           <w:lang w:val="sr-Latn-RS"/>
@@ -2553,7 +2563,7 @@
         <w:tab/>
         <w:t>Posledice</w:t>
       </w:r>
-      <w:bookmarkEnd w:id="13"/>
+      <w:bookmarkEnd w:id="12"/>
     </w:p>
     <w:p>
       <w:pPr>
@@ -2588,7 +2598,7 @@
 </file>
 
 <file path=word/endnotes.xml><?xml version="1.0" encoding="utf-8"?>
-<w:endnotes xmlns:wpc="http://schemas.microsoft.com/office/word/2010/wordprocessingCanvas" xmlns:mc="http://schemas.openxmlformats.org/markup-compatibility/2006" xmlns:o="urn:schemas-microsoft-com:office:office" xmlns:r="http://schemas.openxmlformats.org/officeDocument/2006/relationships" xmlns:m="http://schemas.openxmlformats.org/officeDocument/2006/math" xmlns:v="urn:schemas-microsoft-com:vml" xmlns:wp14="http://schemas.microsoft.com/office/word/2010/wordprocessingDrawing" xmlns:wp="http://schemas.openxmlformats.org/drawingml/2006/wordprocessingDrawing" xmlns:w10="urn:schemas-microsoft-com:office:word" xmlns:w="http://schemas.openxmlformats.org/wordprocessingml/2006/main" xmlns:w14="http://schemas.microsoft.com/office/word/2010/wordml" xmlns:w15="http://schemas.microsoft.com/office/word/2012/wordml" xmlns:wpg="http://schemas.microsoft.com/office/word/2010/wordprocessingGroup" xmlns:wpi="http://schemas.microsoft.com/office/word/2010/wordprocessingInk" xmlns:wne="http://schemas.microsoft.com/office/word/2006/wordml" xmlns:wps="http://schemas.microsoft.com/office/word/2010/wordprocessingShape" mc:Ignorable="w14 w15 wp14">
+<w:endnotes xmlns:wpc="http://schemas.microsoft.com/office/word/2010/wordprocessingCanvas" xmlns:cx="http://schemas.microsoft.com/office/drawing/2014/chartex" xmlns:cx1="http://schemas.microsoft.com/office/drawing/2015/9/8/chartex" xmlns:cx2="http://schemas.microsoft.com/office/drawing/2015/10/21/chartex" xmlns:cx3="http://schemas.microsoft.com/office/drawing/2016/5/9/chartex" xmlns:cx4="http://schemas.microsoft.com/office/drawing/2016/5/10/chartex" xmlns:cx5="http://schemas.microsoft.com/office/drawing/2016/5/11/chartex" xmlns:cx6="http://schemas.microsoft.com/office/drawing/2016/5/12/chartex" xmlns:cx7="http://schemas.microsoft.com/office/drawing/2016/5/13/chartex" xmlns:cx8="http://schemas.microsoft.com/office/drawing/2016/5/14/chartex" xmlns:mc="http://schemas.openxmlformats.org/markup-compatibility/2006" xmlns:aink="http://schemas.microsoft.com/office/drawing/2016/ink" xmlns:am3d="http://schemas.microsoft.com/office/drawing/2017/model3d" xmlns:o="urn:schemas-microsoft-com:office:office" xmlns:oel="http://schemas.microsoft.com/office/2019/extlst" xmlns:r="http://schemas.openxmlformats.org/officeDocument/2006/relationships" xmlns:m="http://schemas.openxmlformats.org/officeDocument/2006/math" xmlns:v="urn:schemas-microsoft-com:vml" xmlns:wp14="http://schemas.microsoft.com/office/word/2010/wordprocessingDrawing" xmlns:wp="http://schemas.openxmlformats.org/drawingml/2006/wordprocessingDrawing" xmlns:w10="urn:schemas-microsoft-com:office:word" xmlns:w="http://schemas.openxmlformats.org/wordprocessingml/2006/main" xmlns:w14="http://schemas.microsoft.com/office/word/2010/wordml" xmlns:w15="http://schemas.microsoft.com/office/word/2012/wordml" xmlns:w16cex="http://schemas.microsoft.com/office/word/2018/wordml/cex" xmlns:w16cid="http://schemas.microsoft.com/office/word/2016/wordml/cid" xmlns:w16="http://schemas.microsoft.com/office/word/2018/wordml" xmlns:w16du="http://schemas.microsoft.com/office/word/2023/wordml/word16du" xmlns:w16sdtdh="http://schemas.microsoft.com/office/word/2020/wordml/sdtdatahash" xmlns:w16sdtfl="http://schemas.microsoft.com/office/word/2024/wordml/sdtformatlock" xmlns:w16se="http://schemas.microsoft.com/office/word/2015/wordml/symex" xmlns:wpg="http://schemas.microsoft.com/office/word/2010/wordprocessingGroup" xmlns:wpi="http://schemas.microsoft.com/office/word/2010/wordprocessingInk" xmlns:wne="http://schemas.microsoft.com/office/word/2006/wordml" xmlns:wps="http://schemas.microsoft.com/office/word/2010/wordprocessingShape" mc:Ignorable="w14 w15 w16se w16cid w16 w16cex w16sdtdh w16sdtfl w16du wp14">
   <w:endnote w:type="separator" w:id="-1">
     <w:p>
       <w:pPr>
@@ -2613,7 +2623,7 @@
 </file>
 
 <file path=word/footer1.xml><?xml version="1.0" encoding="utf-8"?>
-<w:ftr xmlns:wpc="http://schemas.microsoft.com/office/word/2010/wordprocessingCanvas" xmlns:mc="http://schemas.openxmlformats.org/markup-compatibility/2006" xmlns:o="urn:schemas-microsoft-com:office:office" xmlns:r="http://schemas.openxmlformats.org/officeDocument/2006/relationships" xmlns:m="http://schemas.openxmlformats.org/officeDocument/2006/math" xmlns:v="urn:schemas-microsoft-com:vml" xmlns:wp14="http://schemas.microsoft.com/office/word/2010/wordprocessingDrawing" xmlns:wp="http://schemas.openxmlformats.org/drawingml/2006/wordprocessingDrawing" xmlns:w10="urn:schemas-microsoft-com:office:word" xmlns:w="http://schemas.openxmlformats.org/wordprocessingml/2006/main" xmlns:w14="http://schemas.microsoft.com/office/word/2010/wordml" xmlns:w15="http://schemas.microsoft.com/office/word/2012/wordml" xmlns:wpg="http://schemas.microsoft.com/office/word/2010/wordprocessingGroup" xmlns:wpi="http://schemas.microsoft.com/office/word/2010/wordprocessingInk" xmlns:wne="http://schemas.microsoft.com/office/word/2006/wordml" xmlns:wps="http://schemas.microsoft.com/office/word/2010/wordprocessingShape" mc:Ignorable="w14 w15 wp14">
+<w:ftr xmlns:wpc="http://schemas.microsoft.com/office/word/2010/wordprocessingCanvas" xmlns:cx="http://schemas.microsoft.com/office/drawing/2014/chartex" xmlns:cx1="http://schemas.microsoft.com/office/drawing/2015/9/8/chartex" xmlns:cx2="http://schemas.microsoft.com/office/drawing/2015/10/21/chartex" xmlns:cx3="http://schemas.microsoft.com/office/drawing/2016/5/9/chartex" xmlns:cx4="http://schemas.microsoft.com/office/drawing/2016/5/10/chartex" xmlns:cx5="http://schemas.microsoft.com/office/drawing/2016/5/11/chartex" xmlns:cx6="http://schemas.microsoft.com/office/drawing/2016/5/12/chartex" xmlns:cx7="http://schemas.microsoft.com/office/drawing/2016/5/13/chartex" xmlns:cx8="http://schemas.microsoft.com/office/drawing/2016/5/14/chartex" xmlns:mc="http://schemas.openxmlformats.org/markup-compatibility/2006" xmlns:aink="http://schemas.microsoft.com/office/drawing/2016/ink" xmlns:am3d="http://schemas.microsoft.com/office/drawing/2017/model3d" xmlns:o="urn:schemas-microsoft-com:office:office" xmlns:oel="http://schemas.microsoft.com/office/2019/extlst" xmlns:r="http://schemas.openxmlformats.org/officeDocument/2006/relationships" xmlns:m="http://schemas.openxmlformats.org/officeDocument/2006/math" xmlns:v="urn:schemas-microsoft-com:vml" xmlns:wp14="http://schemas.microsoft.com/office/word/2010/wordprocessingDrawing" xmlns:wp="http://schemas.openxmlformats.org/drawingml/2006/wordprocessingDrawing" xmlns:w10="urn:schemas-microsoft-com:office:word" xmlns:w="http://schemas.openxmlformats.org/wordprocessingml/2006/main" xmlns:w14="http://schemas.microsoft.com/office/word/2010/wordml" xmlns:w15="http://schemas.microsoft.com/office/word/2012/wordml" xmlns:w16cex="http://schemas.microsoft.com/office/word/2018/wordml/cex" xmlns:w16cid="http://schemas.microsoft.com/office/word/2016/wordml/cid" xmlns:w16="http://schemas.microsoft.com/office/word/2018/wordml" xmlns:w16du="http://schemas.microsoft.com/office/word/2023/wordml/word16du" xmlns:w16sdtdh="http://schemas.microsoft.com/office/word/2020/wordml/sdtdatahash" xmlns:w16sdtfl="http://schemas.microsoft.com/office/word/2024/wordml/sdtformatlock" xmlns:w16se="http://schemas.microsoft.com/office/word/2015/wordml/symex" xmlns:wpg="http://schemas.microsoft.com/office/word/2010/wordprocessingGroup" xmlns:wpi="http://schemas.microsoft.com/office/word/2010/wordprocessingInk" xmlns:wne="http://schemas.microsoft.com/office/word/2006/wordml" xmlns:wps="http://schemas.microsoft.com/office/word/2010/wordprocessingShape" mc:Ignorable="w14 w15 w16se w16cid w16 w16cex w16sdtdh w16sdtfl w16du wp14">
   <w:sdt>
     <w:sdtPr>
       <w:id w:val="909973251"/>
@@ -2622,7 +2632,6 @@
         <w:docPartUnique/>
       </w:docPartObj>
     </w:sdtPr>
-    <w:sdtEndPr/>
     <w:sdtContent>
       <w:p>
         <w:pPr>
@@ -2650,27 +2659,14 @@
         <w:r>
           <w:t>/</w:t>
         </w:r>
-        <w:r>
-          <w:fldChar w:fldCharType="begin"/>
-        </w:r>
-        <w:r>
-          <w:instrText xml:space="preserve"> NUMPAGES  \* Arabic  \* MERGEFORMAT </w:instrText>
-        </w:r>
-        <w:r>
-          <w:fldChar w:fldCharType="separate"/>
-        </w:r>
-        <w:r>
-          <w:rPr>
-            <w:noProof/>
-          </w:rPr>
-          <w:t>5</w:t>
-        </w:r>
-        <w:r>
-          <w:rPr>
-            <w:noProof/>
-          </w:rPr>
-          <w:fldChar w:fldCharType="end"/>
-        </w:r>
+        <w:fldSimple w:instr=" NUMPAGES  \* Arabic  \* MERGEFORMAT ">
+          <w:r>
+            <w:rPr>
+              <w:noProof/>
+            </w:rPr>
+            <w:t>5</w:t>
+          </w:r>
+        </w:fldSimple>
       </w:p>
     </w:sdtContent>
   </w:sdt>
@@ -2683,7 +2679,7 @@
 </file>
 
 <file path=word/footnotes.xml><?xml version="1.0" encoding="utf-8"?>
-<w:footnotes xmlns:wpc="http://schemas.microsoft.com/office/word/2010/wordprocessingCanvas" xmlns:mc="http://schemas.openxmlformats.org/markup-compatibility/2006" xmlns:o="urn:schemas-microsoft-com:office:office" xmlns:r="http://schemas.openxmlformats.org/officeDocument/2006/relationships" xmlns:m="http://schemas.openxmlformats.org/officeDocument/2006/math" xmlns:v="urn:schemas-microsoft-com:vml" xmlns:wp14="http://schemas.microsoft.com/office/word/2010/wordprocessingDrawing" xmlns:wp="http://schemas.openxmlformats.org/drawingml/2006/wordprocessingDrawing" xmlns:w10="urn:schemas-microsoft-com:office:word" xmlns:w="http://schemas.openxmlformats.org/wordprocessingml/2006/main" xmlns:w14="http://schemas.microsoft.com/office/word/2010/wordml" xmlns:w15="http://schemas.microsoft.com/office/word/2012/wordml" xmlns:wpg="http://schemas.microsoft.com/office/word/2010/wordprocessingGroup" xmlns:wpi="http://schemas.microsoft.com/office/word/2010/wordprocessingInk" xmlns:wne="http://schemas.microsoft.com/office/word/2006/wordml" xmlns:wps="http://schemas.microsoft.com/office/word/2010/wordprocessingShape" mc:Ignorable="w14 w15 wp14">
+<w:footnotes xmlns:wpc="http://schemas.microsoft.com/office/word/2010/wordprocessingCanvas" xmlns:cx="http://schemas.microsoft.com/office/drawing/2014/chartex" xmlns:cx1="http://schemas.microsoft.com/office/drawing/2015/9/8/chartex" xmlns:cx2="http://schemas.microsoft.com/office/drawing/2015/10/21/chartex" xmlns:cx3="http://schemas.microsoft.com/office/drawing/2016/5/9/chartex" xmlns:cx4="http://schemas.microsoft.com/office/drawing/2016/5/10/chartex" xmlns:cx5="http://schemas.microsoft.com/office/drawing/2016/5/11/chartex" xmlns:cx6="http://schemas.microsoft.com/office/drawing/2016/5/12/chartex" xmlns:cx7="http://schemas.microsoft.com/office/drawing/2016/5/13/chartex" xmlns:cx8="http://schemas.microsoft.com/office/drawing/2016/5/14/chartex" xmlns:mc="http://schemas.openxmlformats.org/markup-compatibility/2006" xmlns:aink="http://schemas.microsoft.com/office/drawing/2016/ink" xmlns:am3d="http://schemas.microsoft.com/office/drawing/2017/model3d" xmlns:o="urn:schemas-microsoft-com:office:office" xmlns:oel="http://schemas.microsoft.com/office/2019/extlst" xmlns:r="http://schemas.openxmlformats.org/officeDocument/2006/relationships" xmlns:m="http://schemas.openxmlformats.org/officeDocument/2006/math" xmlns:v="urn:schemas-microsoft-com:vml" xmlns:wp14="http://schemas.microsoft.com/office/word/2010/wordprocessingDrawing" xmlns:wp="http://schemas.openxmlformats.org/drawingml/2006/wordprocessingDrawing" xmlns:w10="urn:schemas-microsoft-com:office:word" xmlns:w="http://schemas.openxmlformats.org/wordprocessingml/2006/main" xmlns:w14="http://schemas.microsoft.com/office/word/2010/wordml" xmlns:w15="http://schemas.microsoft.com/office/word/2012/wordml" xmlns:w16cex="http://schemas.microsoft.com/office/word/2018/wordml/cex" xmlns:w16cid="http://schemas.microsoft.com/office/word/2016/wordml/cid" xmlns:w16="http://schemas.microsoft.com/office/word/2018/wordml" xmlns:w16du="http://schemas.microsoft.com/office/word/2023/wordml/word16du" xmlns:w16sdtdh="http://schemas.microsoft.com/office/word/2020/wordml/sdtdatahash" xmlns:w16sdtfl="http://schemas.microsoft.com/office/word/2024/wordml/sdtformatlock" xmlns:w16se="http://schemas.microsoft.com/office/word/2015/wordml/symex" xmlns:wpg="http://schemas.microsoft.com/office/word/2010/wordprocessingGroup" xmlns:wpi="http://schemas.microsoft.com/office/word/2010/wordprocessingInk" xmlns:wne="http://schemas.microsoft.com/office/word/2006/wordml" xmlns:wps="http://schemas.microsoft.com/office/word/2010/wordprocessingShape" mc:Ignorable="w14 w15 w16se w16cid w16 w16cex w16sdtdh w16sdtfl w16du wp14">
   <w:footnote w:type="separator" w:id="-1">
     <w:p>
       <w:pPr>
@@ -2708,7 +2704,7 @@
 </file>
 
 <file path=word/header1.xml><?xml version="1.0" encoding="utf-8"?>
-<w:hdr xmlns:wpc="http://schemas.microsoft.com/office/word/2010/wordprocessingCanvas" xmlns:mc="http://schemas.openxmlformats.org/markup-compatibility/2006" xmlns:o="urn:schemas-microsoft-com:office:office" xmlns:r="http://schemas.openxmlformats.org/officeDocument/2006/relationships" xmlns:m="http://schemas.openxmlformats.org/officeDocument/2006/math" xmlns:v="urn:schemas-microsoft-com:vml" xmlns:wp14="http://schemas.microsoft.com/office/word/2010/wordprocessingDrawing" xmlns:wp="http://schemas.openxmlformats.org/drawingml/2006/wordprocessingDrawing" xmlns:w10="urn:schemas-microsoft-com:office:word" xmlns:w="http://schemas.openxmlformats.org/wordprocessingml/2006/main" xmlns:w14="http://schemas.microsoft.com/office/word/2010/wordml" xmlns:w15="http://schemas.microsoft.com/office/word/2012/wordml" xmlns:wpg="http://schemas.microsoft.com/office/word/2010/wordprocessingGroup" xmlns:wpi="http://schemas.microsoft.com/office/word/2010/wordprocessingInk" xmlns:wne="http://schemas.microsoft.com/office/word/2006/wordml" xmlns:wps="http://schemas.microsoft.com/office/word/2010/wordprocessingShape" mc:Ignorable="w14 w15 wp14">
+<w:hdr xmlns:wpc="http://schemas.microsoft.com/office/word/2010/wordprocessingCanvas" xmlns:cx="http://schemas.microsoft.com/office/drawing/2014/chartex" xmlns:cx1="http://schemas.microsoft.com/office/drawing/2015/9/8/chartex" xmlns:cx2="http://schemas.microsoft.com/office/drawing/2015/10/21/chartex" xmlns:cx3="http://schemas.microsoft.com/office/drawing/2016/5/9/chartex" xmlns:cx4="http://schemas.microsoft.com/office/drawing/2016/5/10/chartex" xmlns:cx5="http://schemas.microsoft.com/office/drawing/2016/5/11/chartex" xmlns:cx6="http://schemas.microsoft.com/office/drawing/2016/5/12/chartex" xmlns:cx7="http://schemas.microsoft.com/office/drawing/2016/5/13/chartex" xmlns:cx8="http://schemas.microsoft.com/office/drawing/2016/5/14/chartex" xmlns:mc="http://schemas.openxmlformats.org/markup-compatibility/2006" xmlns:aink="http://schemas.microsoft.com/office/drawing/2016/ink" xmlns:am3d="http://schemas.microsoft.com/office/drawing/2017/model3d" xmlns:o="urn:schemas-microsoft-com:office:office" xmlns:oel="http://schemas.microsoft.com/office/2019/extlst" xmlns:r="http://schemas.openxmlformats.org/officeDocument/2006/relationships" xmlns:m="http://schemas.openxmlformats.org/officeDocument/2006/math" xmlns:v="urn:schemas-microsoft-com:vml" xmlns:wp14="http://schemas.microsoft.com/office/word/2010/wordprocessingDrawing" xmlns:wp="http://schemas.openxmlformats.org/drawingml/2006/wordprocessingDrawing" xmlns:w10="urn:schemas-microsoft-com:office:word" xmlns:w="http://schemas.openxmlformats.org/wordprocessingml/2006/main" xmlns:w14="http://schemas.microsoft.com/office/word/2010/wordml" xmlns:w15="http://schemas.microsoft.com/office/word/2012/wordml" xmlns:w16cex="http://schemas.microsoft.com/office/word/2018/wordml/cex" xmlns:w16cid="http://schemas.microsoft.com/office/word/2016/wordml/cid" xmlns:w16="http://schemas.microsoft.com/office/word/2018/wordml" xmlns:w16du="http://schemas.microsoft.com/office/word/2023/wordml/word16du" xmlns:w16sdtdh="http://schemas.microsoft.com/office/word/2020/wordml/sdtdatahash" xmlns:w16sdtfl="http://schemas.microsoft.com/office/word/2024/wordml/sdtformatlock" xmlns:w16se="http://schemas.microsoft.com/office/word/2015/wordml/symex" xmlns:wpg="http://schemas.microsoft.com/office/word/2010/wordprocessingGroup" xmlns:wpi="http://schemas.microsoft.com/office/word/2010/wordprocessingInk" xmlns:wne="http://schemas.microsoft.com/office/word/2006/wordml" xmlns:wps="http://schemas.microsoft.com/office/word/2010/wordprocessingShape" mc:Ignorable="w14 w15 w16se w16cid w16 w16cex w16sdtdh w16sdtfl w16du wp14">
   <w:p>
     <w:pPr>
       <w:pStyle w:val="Header"/>
@@ -2732,8 +2728,8 @@
 </file>
 
 <file path=word/numbering.xml><?xml version="1.0" encoding="utf-8"?>
-<w:numbering xmlns:wpc="http://schemas.microsoft.com/office/word/2010/wordprocessingCanvas" xmlns:mc="http://schemas.openxmlformats.org/markup-compatibility/2006" xmlns:o="urn:schemas-microsoft-com:office:office" xmlns:r="http://schemas.openxmlformats.org/officeDocument/2006/relationships" xmlns:m="http://schemas.openxmlformats.org/officeDocument/2006/math" xmlns:v="urn:schemas-microsoft-com:vml" xmlns:wp14="http://schemas.microsoft.com/office/word/2010/wordprocessingDrawing" xmlns:wp="http://schemas.openxmlformats.org/drawingml/2006/wordprocessingDrawing" xmlns:w10="urn:schemas-microsoft-com:office:word" xmlns:w="http://schemas.openxmlformats.org/wordprocessingml/2006/main" xmlns:w14="http://schemas.microsoft.com/office/word/2010/wordml" xmlns:w15="http://schemas.microsoft.com/office/word/2012/wordml" xmlns:wpg="http://schemas.microsoft.com/office/word/2010/wordprocessingGroup" xmlns:wpi="http://schemas.microsoft.com/office/word/2010/wordprocessingInk" xmlns:wne="http://schemas.microsoft.com/office/word/2006/wordml" xmlns:wps="http://schemas.microsoft.com/office/word/2010/wordprocessingShape" mc:Ignorable="w14 w15 wp14">
-  <w:abstractNum w:abstractNumId="0">
+<w:numbering xmlns:wpc="http://schemas.microsoft.com/office/word/2010/wordprocessingCanvas" xmlns:cx="http://schemas.microsoft.com/office/drawing/2014/chartex" xmlns:cx1="http://schemas.microsoft.com/office/drawing/2015/9/8/chartex" xmlns:cx2="http://schemas.microsoft.com/office/drawing/2015/10/21/chartex" xmlns:cx3="http://schemas.microsoft.com/office/drawing/2016/5/9/chartex" xmlns:cx4="http://schemas.microsoft.com/office/drawing/2016/5/10/chartex" xmlns:cx5="http://schemas.microsoft.com/office/drawing/2016/5/11/chartex" xmlns:cx6="http://schemas.microsoft.com/office/drawing/2016/5/12/chartex" xmlns:cx7="http://schemas.microsoft.com/office/drawing/2016/5/13/chartex" xmlns:cx8="http://schemas.microsoft.com/office/drawing/2016/5/14/chartex" xmlns:mc="http://schemas.openxmlformats.org/markup-compatibility/2006" xmlns:aink="http://schemas.microsoft.com/office/drawing/2016/ink" xmlns:am3d="http://schemas.microsoft.com/office/drawing/2017/model3d" xmlns:o="urn:schemas-microsoft-com:office:office" xmlns:oel="http://schemas.microsoft.com/office/2019/extlst" xmlns:r="http://schemas.openxmlformats.org/officeDocument/2006/relationships" xmlns:m="http://schemas.openxmlformats.org/officeDocument/2006/math" xmlns:v="urn:schemas-microsoft-com:vml" xmlns:wp14="http://schemas.microsoft.com/office/word/2010/wordprocessingDrawing" xmlns:wp="http://schemas.openxmlformats.org/drawingml/2006/wordprocessingDrawing" xmlns:w10="urn:schemas-microsoft-com:office:word" xmlns:w="http://schemas.openxmlformats.org/wordprocessingml/2006/main" xmlns:w14="http://schemas.microsoft.com/office/word/2010/wordml" xmlns:w15="http://schemas.microsoft.com/office/word/2012/wordml" xmlns:w16cex="http://schemas.microsoft.com/office/word/2018/wordml/cex" xmlns:w16cid="http://schemas.microsoft.com/office/word/2016/wordml/cid" xmlns:w16="http://schemas.microsoft.com/office/word/2018/wordml" xmlns:w16du="http://schemas.microsoft.com/office/word/2023/wordml/word16du" xmlns:w16sdtdh="http://schemas.microsoft.com/office/word/2020/wordml/sdtdatahash" xmlns:w16sdtfl="http://schemas.microsoft.com/office/word/2024/wordml/sdtformatlock" xmlns:w16se="http://schemas.microsoft.com/office/word/2015/wordml/symex" xmlns:wpg="http://schemas.microsoft.com/office/word/2010/wordprocessingGroup" xmlns:wpi="http://schemas.microsoft.com/office/word/2010/wordprocessingInk" xmlns:wne="http://schemas.microsoft.com/office/word/2006/wordml" xmlns:wps="http://schemas.microsoft.com/office/word/2010/wordprocessingShape" mc:Ignorable="w14 w15 w16se w16cid w16 w16cex w16sdtdh w16sdtfl w16du wp14">
+  <w:abstractNum w:abstractNumId="0" w15:restartNumberingAfterBreak="0">
     <w:nsid w:val="135D08DF"/>
     <w:multiLevelType w:val="hybridMultilevel"/>
     <w:tmpl w:val="1DCC5FE0"/>
@@ -2819,7 +2815,7 @@
       </w:pPr>
     </w:lvl>
   </w:abstractNum>
-  <w:abstractNum w:abstractNumId="1">
+  <w:abstractNum w:abstractNumId="1" w15:restartNumberingAfterBreak="0">
     <w:nsid w:val="362A30BB"/>
     <w:multiLevelType w:val="hybridMultilevel"/>
     <w:tmpl w:val="6CCC4F5C"/>
@@ -2908,7 +2904,7 @@
       </w:pPr>
     </w:lvl>
   </w:abstractNum>
-  <w:abstractNum w:abstractNumId="2">
+  <w:abstractNum w:abstractNumId="2" w15:restartNumberingAfterBreak="0">
     <w:nsid w:val="5C771222"/>
     <w:multiLevelType w:val="multilevel"/>
     <w:tmpl w:val="0409001D"/>
@@ -2994,7 +2990,7 @@
       </w:pPr>
     </w:lvl>
   </w:abstractNum>
-  <w:abstractNum w:abstractNumId="3">
+  <w:abstractNum w:abstractNumId="3" w15:restartNumberingAfterBreak="0">
     <w:nsid w:val="6AB8605F"/>
     <w:multiLevelType w:val="hybridMultilevel"/>
     <w:tmpl w:val="E13691A4"/>
@@ -3083,7 +3079,7 @@
       </w:pPr>
     </w:lvl>
   </w:abstractNum>
-  <w:abstractNum w:abstractNumId="4">
+  <w:abstractNum w:abstractNumId="4" w15:restartNumberingAfterBreak="0">
     <w:nsid w:val="6FF67CD6"/>
     <w:multiLevelType w:val="hybridMultilevel"/>
     <w:tmpl w:val="06264BF2"/>
@@ -3172,26 +3168,26 @@
       </w:pPr>
     </w:lvl>
   </w:abstractNum>
-  <w:num w:numId="1">
+  <w:num w:numId="1" w16cid:durableId="729305632">
     <w:abstractNumId w:val="0"/>
   </w:num>
-  <w:num w:numId="2">
+  <w:num w:numId="2" w16cid:durableId="684669008">
     <w:abstractNumId w:val="1"/>
   </w:num>
-  <w:num w:numId="3">
+  <w:num w:numId="3" w16cid:durableId="225797229">
     <w:abstractNumId w:val="4"/>
   </w:num>
-  <w:num w:numId="4">
+  <w:num w:numId="4" w16cid:durableId="625816631">
     <w:abstractNumId w:val="3"/>
   </w:num>
-  <w:num w:numId="5">
+  <w:num w:numId="5" w16cid:durableId="1252352592">
     <w:abstractNumId w:val="2"/>
   </w:num>
 </w:numbering>
 </file>
 
 <file path=word/styles.xml><?xml version="1.0" encoding="utf-8"?>
-<w:styles xmlns:mc="http://schemas.openxmlformats.org/markup-compatibility/2006" xmlns:r="http://schemas.openxmlformats.org/officeDocument/2006/relationships" xmlns:w="http://schemas.openxmlformats.org/wordprocessingml/2006/main" xmlns:w14="http://schemas.microsoft.com/office/word/2010/wordml" xmlns:w15="http://schemas.microsoft.com/office/word/2012/wordml" mc:Ignorable="w14 w15">
+<w:styles xmlns:mc="http://schemas.openxmlformats.org/markup-compatibility/2006" xmlns:r="http://schemas.openxmlformats.org/officeDocument/2006/relationships" xmlns:w="http://schemas.openxmlformats.org/wordprocessingml/2006/main" xmlns:w14="http://schemas.microsoft.com/office/word/2010/wordml" xmlns:w15="http://schemas.microsoft.com/office/word/2012/wordml" xmlns:w16cex="http://schemas.microsoft.com/office/word/2018/wordml/cex" xmlns:w16cid="http://schemas.microsoft.com/office/word/2016/wordml/cid" xmlns:w16="http://schemas.microsoft.com/office/word/2018/wordml" xmlns:w16du="http://schemas.microsoft.com/office/word/2023/wordml/word16du" xmlns:w16sdtdh="http://schemas.microsoft.com/office/word/2020/wordml/sdtdatahash" xmlns:w16sdtfl="http://schemas.microsoft.com/office/word/2024/wordml/sdtformatlock" xmlns:w16se="http://schemas.microsoft.com/office/word/2015/wordml/symex" mc:Ignorable="w14 w15 w16se w16cid w16 w16cex w16sdtdh w16sdtfl w16du">
   <w:docDefaults>
     <w:rPrDefault>
       <w:rPr>
@@ -3207,7 +3203,7 @@
       </w:pPr>
     </w:pPrDefault>
   </w:docDefaults>
-  <w:latentStyles w:defLockedState="0" w:defUIPriority="99" w:defSemiHidden="0" w:defUnhideWhenUsed="0" w:defQFormat="0" w:count="371">
+  <w:latentStyles w:defLockedState="0" w:defUIPriority="99" w:defSemiHidden="0" w:defUnhideWhenUsed="0" w:defQFormat="0" w:count="376">
     <w:lsdException w:name="Normal" w:uiPriority="0" w:qFormat="1"/>
     <w:lsdException w:name="heading 1" w:uiPriority="9" w:qFormat="1"/>
     <w:lsdException w:name="heading 2" w:semiHidden="1" w:uiPriority="9" w:unhideWhenUsed="1" w:qFormat="1"/>
@@ -3579,6 +3575,11 @@
     <w:lsdException w:name="List Table 5 Dark Accent 6" w:uiPriority="50"/>
     <w:lsdException w:name="List Table 6 Colorful Accent 6" w:uiPriority="51"/>
     <w:lsdException w:name="List Table 7 Colorful Accent 6" w:uiPriority="52"/>
+    <w:lsdException w:name="Mention" w:semiHidden="1" w:unhideWhenUsed="1"/>
+    <w:lsdException w:name="Smart Hyperlink" w:semiHidden="1" w:unhideWhenUsed="1"/>
+    <w:lsdException w:name="Hashtag" w:semiHidden="1" w:unhideWhenUsed="1"/>
+    <w:lsdException w:name="Unresolved Mention" w:semiHidden="1" w:unhideWhenUsed="1"/>
+    <w:lsdException w:name="Smart Link" w:semiHidden="1" w:unhideWhenUsed="1"/>
   </w:latentStyles>
   <w:style w:type="paragraph" w:default="1" w:styleId="Normal">
     <w:name w:val="Normal"/>
@@ -3739,7 +3740,6 @@
       <w14:ligatures w14:val="standardContextual"/>
     </w:rPr>
     <w:tblPr>
-      <w:tblInd w:w="0" w:type="dxa"/>
       <w:tblBorders>
         <w:top w:val="single" w:sz="4" w:space="0" w:color="auto"/>
         <w:left w:val="single" w:sz="4" w:space="0" w:color="auto"/>
@@ -3748,12 +3748,6 @@
         <w:insideH w:val="single" w:sz="4" w:space="0" w:color="auto"/>
         <w:insideV w:val="single" w:sz="4" w:space="0" w:color="auto"/>
       </w:tblBorders>
-      <w:tblCellMar>
-        <w:top w:w="0" w:type="dxa"/>
-        <w:left w:w="108" w:type="dxa"/>
-        <w:bottom w:w="0" w:type="dxa"/>
-        <w:right w:w="108" w:type="dxa"/>
-      </w:tblCellMar>
     </w:tblPr>
   </w:style>
   <w:style w:type="character" w:customStyle="1" w:styleId="Heading1Char">

--- a/SSU dokumenti/SSU Elektronski Dnevnik 11 - Prikaz raspusta i neradnih dana.docx
+++ b/SSU dokumenti/SSU Elektronski Dnevnik 11 - Prikaz raspusta i neradnih dana.docx
@@ -464,6 +464,10 @@
             <w:rPr>
               <w:rFonts w:eastAsiaTheme="minorEastAsia"/>
               <w:noProof/>
+              <w:kern w:val="2"/>
+              <w:sz w:val="24"/>
+              <w:szCs w:val="24"/>
+              <w14:ligatures w14:val="standardContextual"/>
             </w:rPr>
           </w:pPr>
           <w:r>
@@ -484,7 +488,7 @@
             </w:rPr>
             <w:fldChar w:fldCharType="separate"/>
           </w:r>
-          <w:hyperlink w:anchor="_Toc227150004" w:history="1">
+          <w:hyperlink w:anchor="_Toc227257119" w:history="1">
             <w:r>
               <w:rPr>
                 <w:rStyle w:val="Hyperlink"/>
@@ -497,6 +501,10 @@
               <w:rPr>
                 <w:rFonts w:eastAsiaTheme="minorEastAsia"/>
                 <w:noProof/>
+                <w:kern w:val="2"/>
+                <w:sz w:val="24"/>
+                <w:szCs w:val="24"/>
+                <w14:ligatures w14:val="standardContextual"/>
               </w:rPr>
               <w:tab/>
             </w:r>
@@ -527,7 +535,7 @@
                 <w:noProof/>
                 <w:webHidden/>
               </w:rPr>
-              <w:instrText xml:space="preserve"> PAGEREF _Toc227150004 \h </w:instrText>
+              <w:instrText xml:space="preserve"> PAGEREF _Toc227257119 \h </w:instrText>
             </w:r>
             <w:r>
               <w:rPr>
@@ -562,15 +570,19 @@
           <w:pPr>
             <w:pStyle w:val="TOC2"/>
             <w:tabs>
-              <w:tab w:val="left" w:pos="880"/>
+              <w:tab w:val="left" w:pos="960"/>
               <w:tab w:val="right" w:leader="dot" w:pos="9350"/>
             </w:tabs>
             <w:rPr>
               <w:rFonts w:eastAsiaTheme="minorEastAsia"/>
               <w:noProof/>
+              <w:kern w:val="2"/>
+              <w:sz w:val="24"/>
+              <w:szCs w:val="24"/>
+              <w14:ligatures w14:val="standardContextual"/>
             </w:rPr>
           </w:pPr>
-          <w:hyperlink w:anchor="_Toc227150005" w:history="1">
+          <w:hyperlink w:anchor="_Toc227257120" w:history="1">
             <w:r>
               <w:rPr>
                 <w:rStyle w:val="Hyperlink"/>
@@ -583,6 +595,10 @@
               <w:rPr>
                 <w:rFonts w:eastAsiaTheme="minorEastAsia"/>
                 <w:noProof/>
+                <w:kern w:val="2"/>
+                <w:sz w:val="24"/>
+                <w:szCs w:val="24"/>
+                <w14:ligatures w14:val="standardContextual"/>
               </w:rPr>
               <w:tab/>
             </w:r>
@@ -613,7 +629,7 @@
                 <w:noProof/>
                 <w:webHidden/>
               </w:rPr>
-              <w:instrText xml:space="preserve"> PAGEREF _Toc227150005 \h </w:instrText>
+              <w:instrText xml:space="preserve"> PAGEREF _Toc227257120 \h </w:instrText>
             </w:r>
             <w:r>
               <w:rPr>
@@ -648,15 +664,19 @@
           <w:pPr>
             <w:pStyle w:val="TOC2"/>
             <w:tabs>
-              <w:tab w:val="left" w:pos="880"/>
+              <w:tab w:val="left" w:pos="960"/>
               <w:tab w:val="right" w:leader="dot" w:pos="9350"/>
             </w:tabs>
             <w:rPr>
               <w:rFonts w:eastAsiaTheme="minorEastAsia"/>
               <w:noProof/>
+              <w:kern w:val="2"/>
+              <w:sz w:val="24"/>
+              <w:szCs w:val="24"/>
+              <w14:ligatures w14:val="standardContextual"/>
             </w:rPr>
           </w:pPr>
-          <w:hyperlink w:anchor="_Toc227150006" w:history="1">
+          <w:hyperlink w:anchor="_Toc227257121" w:history="1">
             <w:r>
               <w:rPr>
                 <w:rStyle w:val="Hyperlink"/>
@@ -669,6 +689,10 @@
               <w:rPr>
                 <w:rFonts w:eastAsiaTheme="minorEastAsia"/>
                 <w:noProof/>
+                <w:kern w:val="2"/>
+                <w:sz w:val="24"/>
+                <w:szCs w:val="24"/>
+                <w14:ligatures w14:val="standardContextual"/>
               </w:rPr>
               <w:tab/>
             </w:r>
@@ -699,7 +723,7 @@
                 <w:noProof/>
                 <w:webHidden/>
               </w:rPr>
-              <w:instrText xml:space="preserve"> PAGEREF _Toc227150006 \h </w:instrText>
+              <w:instrText xml:space="preserve"> PAGEREF _Toc227257121 \h </w:instrText>
             </w:r>
             <w:r>
               <w:rPr>
@@ -734,15 +758,19 @@
           <w:pPr>
             <w:pStyle w:val="TOC2"/>
             <w:tabs>
-              <w:tab w:val="left" w:pos="880"/>
+              <w:tab w:val="left" w:pos="960"/>
               <w:tab w:val="right" w:leader="dot" w:pos="9350"/>
             </w:tabs>
             <w:rPr>
               <w:rFonts w:eastAsiaTheme="minorEastAsia"/>
               <w:noProof/>
+              <w:kern w:val="2"/>
+              <w:sz w:val="24"/>
+              <w:szCs w:val="24"/>
+              <w14:ligatures w14:val="standardContextual"/>
             </w:rPr>
           </w:pPr>
-          <w:hyperlink w:anchor="_Toc227150007" w:history="1">
+          <w:hyperlink w:anchor="_Toc227257122" w:history="1">
             <w:r>
               <w:rPr>
                 <w:rStyle w:val="Hyperlink"/>
@@ -755,6 +783,10 @@
               <w:rPr>
                 <w:rFonts w:eastAsiaTheme="minorEastAsia"/>
                 <w:noProof/>
+                <w:kern w:val="2"/>
+                <w:sz w:val="24"/>
+                <w:szCs w:val="24"/>
+                <w14:ligatures w14:val="standardContextual"/>
               </w:rPr>
               <w:tab/>
             </w:r>
@@ -785,7 +817,7 @@
                 <w:noProof/>
                 <w:webHidden/>
               </w:rPr>
-              <w:instrText xml:space="preserve"> PAGEREF _Toc227150007 \h </w:instrText>
+              <w:instrText xml:space="preserve"> PAGEREF _Toc227257122 \h </w:instrText>
             </w:r>
             <w:r>
               <w:rPr>
@@ -820,15 +852,19 @@
           <w:pPr>
             <w:pStyle w:val="TOC2"/>
             <w:tabs>
-              <w:tab w:val="left" w:pos="880"/>
+              <w:tab w:val="left" w:pos="960"/>
               <w:tab w:val="right" w:leader="dot" w:pos="9350"/>
             </w:tabs>
             <w:rPr>
               <w:rFonts w:eastAsiaTheme="minorEastAsia"/>
               <w:noProof/>
+              <w:kern w:val="2"/>
+              <w:sz w:val="24"/>
+              <w:szCs w:val="24"/>
+              <w14:ligatures w14:val="standardContextual"/>
             </w:rPr>
           </w:pPr>
-          <w:hyperlink w:anchor="_Toc227150008" w:history="1">
+          <w:hyperlink w:anchor="_Toc227257123" w:history="1">
             <w:r>
               <w:rPr>
                 <w:rStyle w:val="Hyperlink"/>
@@ -841,6 +877,10 @@
               <w:rPr>
                 <w:rFonts w:eastAsiaTheme="minorEastAsia"/>
                 <w:noProof/>
+                <w:kern w:val="2"/>
+                <w:sz w:val="24"/>
+                <w:szCs w:val="24"/>
+                <w14:ligatures w14:val="standardContextual"/>
               </w:rPr>
               <w:tab/>
             </w:r>
@@ -871,7 +911,7 @@
                 <w:noProof/>
                 <w:webHidden/>
               </w:rPr>
-              <w:instrText xml:space="preserve"> PAGEREF _Toc227150008 \h </w:instrText>
+              <w:instrText xml:space="preserve"> PAGEREF _Toc227257123 \h </w:instrText>
             </w:r>
             <w:r>
               <w:rPr>
@@ -912,9 +952,13 @@
             <w:rPr>
               <w:rFonts w:eastAsiaTheme="minorEastAsia"/>
               <w:noProof/>
+              <w:kern w:val="2"/>
+              <w:sz w:val="24"/>
+              <w:szCs w:val="24"/>
+              <w14:ligatures w14:val="standardContextual"/>
             </w:rPr>
           </w:pPr>
-          <w:hyperlink w:anchor="_Toc227150009" w:history="1">
+          <w:hyperlink w:anchor="_Toc227257124" w:history="1">
             <w:r>
               <w:rPr>
                 <w:rStyle w:val="Hyperlink"/>
@@ -927,6 +971,10 @@
               <w:rPr>
                 <w:rFonts w:eastAsiaTheme="minorEastAsia"/>
                 <w:noProof/>
+                <w:kern w:val="2"/>
+                <w:sz w:val="24"/>
+                <w:szCs w:val="24"/>
+                <w14:ligatures w14:val="standardContextual"/>
               </w:rPr>
               <w:tab/>
             </w:r>
@@ -957,7 +1005,7 @@
                 <w:noProof/>
                 <w:webHidden/>
               </w:rPr>
-              <w:instrText xml:space="preserve"> PAGEREF _Toc227150009 \h </w:instrText>
+              <w:instrText xml:space="preserve"> PAGEREF _Toc227257124 \h </w:instrText>
             </w:r>
             <w:r>
               <w:rPr>
@@ -992,15 +1040,19 @@
           <w:pPr>
             <w:pStyle w:val="TOC2"/>
             <w:tabs>
-              <w:tab w:val="left" w:pos="880"/>
+              <w:tab w:val="left" w:pos="960"/>
               <w:tab w:val="right" w:leader="dot" w:pos="9350"/>
             </w:tabs>
             <w:rPr>
               <w:rFonts w:eastAsiaTheme="minorEastAsia"/>
               <w:noProof/>
+              <w:kern w:val="2"/>
+              <w:sz w:val="24"/>
+              <w:szCs w:val="24"/>
+              <w14:ligatures w14:val="standardContextual"/>
             </w:rPr>
           </w:pPr>
-          <w:hyperlink w:anchor="_Toc227150010" w:history="1">
+          <w:hyperlink w:anchor="_Toc227257125" w:history="1">
             <w:r>
               <w:rPr>
                 <w:rStyle w:val="Hyperlink"/>
@@ -1013,6 +1065,10 @@
               <w:rPr>
                 <w:rFonts w:eastAsiaTheme="minorEastAsia"/>
                 <w:noProof/>
+                <w:kern w:val="2"/>
+                <w:sz w:val="24"/>
+                <w:szCs w:val="24"/>
+                <w14:ligatures w14:val="standardContextual"/>
               </w:rPr>
               <w:tab/>
             </w:r>
@@ -1043,7 +1099,7 @@
                 <w:noProof/>
                 <w:webHidden/>
               </w:rPr>
-              <w:instrText xml:space="preserve"> PAGEREF _Toc227150010 \h </w:instrText>
+              <w:instrText xml:space="preserve"> PAGEREF _Toc227257125 \h </w:instrText>
             </w:r>
             <w:r>
               <w:rPr>
@@ -1078,15 +1134,19 @@
           <w:pPr>
             <w:pStyle w:val="TOC2"/>
             <w:tabs>
-              <w:tab w:val="left" w:pos="880"/>
+              <w:tab w:val="left" w:pos="960"/>
               <w:tab w:val="right" w:leader="dot" w:pos="9350"/>
             </w:tabs>
             <w:rPr>
               <w:rFonts w:eastAsiaTheme="minorEastAsia"/>
               <w:noProof/>
+              <w:kern w:val="2"/>
+              <w:sz w:val="24"/>
+              <w:szCs w:val="24"/>
+              <w14:ligatures w14:val="standardContextual"/>
             </w:rPr>
           </w:pPr>
-          <w:hyperlink w:anchor="_Toc227150011" w:history="1">
+          <w:hyperlink w:anchor="_Toc227257126" w:history="1">
             <w:r>
               <w:rPr>
                 <w:rStyle w:val="Hyperlink"/>
@@ -1099,6 +1159,10 @@
               <w:rPr>
                 <w:rFonts w:eastAsiaTheme="minorEastAsia"/>
                 <w:noProof/>
+                <w:kern w:val="2"/>
+                <w:sz w:val="24"/>
+                <w:szCs w:val="24"/>
+                <w14:ligatures w14:val="standardContextual"/>
               </w:rPr>
               <w:tab/>
             </w:r>
@@ -1129,7 +1193,7 @@
                 <w:noProof/>
                 <w:webHidden/>
               </w:rPr>
-              <w:instrText xml:space="preserve"> PAGEREF _Toc227150011 \h </w:instrText>
+              <w:instrText xml:space="preserve"> PAGEREF _Toc227257126 \h </w:instrText>
             </w:r>
             <w:r>
               <w:rPr>
@@ -1164,15 +1228,19 @@
           <w:pPr>
             <w:pStyle w:val="TOC3"/>
             <w:tabs>
-              <w:tab w:val="left" w:pos="1320"/>
+              <w:tab w:val="left" w:pos="1200"/>
               <w:tab w:val="right" w:leader="dot" w:pos="9350"/>
             </w:tabs>
             <w:rPr>
               <w:rFonts w:eastAsiaTheme="minorEastAsia"/>
               <w:noProof/>
+              <w:kern w:val="2"/>
+              <w:sz w:val="24"/>
+              <w:szCs w:val="24"/>
+              <w14:ligatures w14:val="standardContextual"/>
             </w:rPr>
           </w:pPr>
-          <w:hyperlink w:anchor="_Toc227150012" w:history="1">
+          <w:hyperlink w:anchor="_Toc227257127" w:history="1">
             <w:r>
               <w:rPr>
                 <w:rStyle w:val="Hyperlink"/>
@@ -1185,6 +1253,10 @@
               <w:rPr>
                 <w:rFonts w:eastAsiaTheme="minorEastAsia"/>
                 <w:noProof/>
+                <w:kern w:val="2"/>
+                <w:sz w:val="24"/>
+                <w:szCs w:val="24"/>
+                <w14:ligatures w14:val="standardContextual"/>
               </w:rPr>
               <w:tab/>
             </w:r>
@@ -1215,7 +1287,7 @@
                 <w:noProof/>
                 <w:webHidden/>
               </w:rPr>
-              <w:instrText xml:space="preserve"> PAGEREF _Toc227150012 \h </w:instrText>
+              <w:instrText xml:space="preserve"> PAGEREF _Toc227257127 \h </w:instrText>
             </w:r>
             <w:r>
               <w:rPr>
@@ -1250,15 +1322,19 @@
           <w:pPr>
             <w:pStyle w:val="TOC3"/>
             <w:tabs>
-              <w:tab w:val="left" w:pos="1320"/>
+              <w:tab w:val="left" w:pos="1200"/>
               <w:tab w:val="right" w:leader="dot" w:pos="9350"/>
             </w:tabs>
             <w:rPr>
               <w:rFonts w:eastAsiaTheme="minorEastAsia"/>
               <w:noProof/>
+              <w:kern w:val="2"/>
+              <w:sz w:val="24"/>
+              <w:szCs w:val="24"/>
+              <w14:ligatures w14:val="standardContextual"/>
             </w:rPr>
           </w:pPr>
-          <w:hyperlink w:anchor="_Toc227150013" w:history="1">
+          <w:hyperlink w:anchor="_Toc227257128" w:history="1">
             <w:r>
               <w:rPr>
                 <w:rStyle w:val="Hyperlink"/>
@@ -1271,6 +1347,10 @@
               <w:rPr>
                 <w:rFonts w:eastAsiaTheme="minorEastAsia"/>
                 <w:noProof/>
+                <w:kern w:val="2"/>
+                <w:sz w:val="24"/>
+                <w:szCs w:val="24"/>
+                <w14:ligatures w14:val="standardContextual"/>
               </w:rPr>
               <w:tab/>
             </w:r>
@@ -1301,7 +1381,7 @@
                 <w:noProof/>
                 <w:webHidden/>
               </w:rPr>
-              <w:instrText xml:space="preserve"> PAGEREF _Toc227150013 \h </w:instrText>
+              <w:instrText xml:space="preserve"> PAGEREF _Toc227257128 \h </w:instrText>
             </w:r>
             <w:r>
               <w:rPr>
@@ -1336,15 +1416,19 @@
           <w:pPr>
             <w:pStyle w:val="TOC2"/>
             <w:tabs>
-              <w:tab w:val="left" w:pos="880"/>
+              <w:tab w:val="left" w:pos="960"/>
               <w:tab w:val="right" w:leader="dot" w:pos="9350"/>
             </w:tabs>
             <w:rPr>
               <w:rFonts w:eastAsiaTheme="minorEastAsia"/>
               <w:noProof/>
+              <w:kern w:val="2"/>
+              <w:sz w:val="24"/>
+              <w:szCs w:val="24"/>
+              <w14:ligatures w14:val="standardContextual"/>
             </w:rPr>
           </w:pPr>
-          <w:hyperlink w:anchor="_Toc227150014" w:history="1">
+          <w:hyperlink w:anchor="_Toc227257129" w:history="1">
             <w:r>
               <w:rPr>
                 <w:rStyle w:val="Hyperlink"/>
@@ -1357,6 +1441,10 @@
               <w:rPr>
                 <w:rFonts w:eastAsiaTheme="minorEastAsia"/>
                 <w:noProof/>
+                <w:kern w:val="2"/>
+                <w:sz w:val="24"/>
+                <w:szCs w:val="24"/>
+                <w14:ligatures w14:val="standardContextual"/>
               </w:rPr>
               <w:tab/>
             </w:r>
@@ -1387,7 +1475,7 @@
                 <w:noProof/>
                 <w:webHidden/>
               </w:rPr>
-              <w:instrText xml:space="preserve"> PAGEREF _Toc227150014 \h </w:instrText>
+              <w:instrText xml:space="preserve"> PAGEREF _Toc227257129 \h </w:instrText>
             </w:r>
             <w:r>
               <w:rPr>
@@ -1422,15 +1510,19 @@
           <w:pPr>
             <w:pStyle w:val="TOC2"/>
             <w:tabs>
-              <w:tab w:val="left" w:pos="880"/>
+              <w:tab w:val="left" w:pos="960"/>
               <w:tab w:val="right" w:leader="dot" w:pos="9350"/>
             </w:tabs>
             <w:rPr>
               <w:rFonts w:eastAsiaTheme="minorEastAsia"/>
               <w:noProof/>
+              <w:kern w:val="2"/>
+              <w:sz w:val="24"/>
+              <w:szCs w:val="24"/>
+              <w14:ligatures w14:val="standardContextual"/>
             </w:rPr>
           </w:pPr>
-          <w:hyperlink w:anchor="_Toc227150015" w:history="1">
+          <w:hyperlink w:anchor="_Toc227257130" w:history="1">
             <w:r>
               <w:rPr>
                 <w:rStyle w:val="Hyperlink"/>
@@ -1443,6 +1535,10 @@
               <w:rPr>
                 <w:rFonts w:eastAsiaTheme="minorEastAsia"/>
                 <w:noProof/>
+                <w:kern w:val="2"/>
+                <w:sz w:val="24"/>
+                <w:szCs w:val="24"/>
+                <w14:ligatures w14:val="standardContextual"/>
               </w:rPr>
               <w:tab/>
             </w:r>
@@ -1473,7 +1569,7 @@
                 <w:noProof/>
                 <w:webHidden/>
               </w:rPr>
-              <w:instrText xml:space="preserve"> PAGEREF _Toc227150015 \h </w:instrText>
+              <w:instrText xml:space="preserve"> PAGEREF _Toc227257130 \h </w:instrText>
             </w:r>
             <w:r>
               <w:rPr>
@@ -1508,15 +1604,19 @@
           <w:pPr>
             <w:pStyle w:val="TOC2"/>
             <w:tabs>
-              <w:tab w:val="left" w:pos="880"/>
+              <w:tab w:val="left" w:pos="960"/>
               <w:tab w:val="right" w:leader="dot" w:pos="9350"/>
             </w:tabs>
             <w:rPr>
               <w:rFonts w:eastAsiaTheme="minorEastAsia"/>
               <w:noProof/>
+              <w:kern w:val="2"/>
+              <w:sz w:val="24"/>
+              <w:szCs w:val="24"/>
+              <w14:ligatures w14:val="standardContextual"/>
             </w:rPr>
           </w:pPr>
-          <w:hyperlink w:anchor="_Toc227150016" w:history="1">
+          <w:hyperlink w:anchor="_Toc227257131" w:history="1">
             <w:r>
               <w:rPr>
                 <w:rStyle w:val="Hyperlink"/>
@@ -1529,6 +1629,10 @@
               <w:rPr>
                 <w:rFonts w:eastAsiaTheme="minorEastAsia"/>
                 <w:noProof/>
+                <w:kern w:val="2"/>
+                <w:sz w:val="24"/>
+                <w:szCs w:val="24"/>
+                <w14:ligatures w14:val="standardContextual"/>
               </w:rPr>
               <w:tab/>
             </w:r>
@@ -1559,7 +1663,7 @@
                 <w:noProof/>
                 <w:webHidden/>
               </w:rPr>
-              <w:instrText xml:space="preserve"> PAGEREF _Toc227150016 \h </w:instrText>
+              <w:instrText xml:space="preserve"> PAGEREF _Toc227257131 \h </w:instrText>
             </w:r>
             <w:r>
               <w:rPr>
@@ -1635,7 +1739,7 @@
           <w:lang w:val="sr-Latn-RS"/>
         </w:rPr>
       </w:pPr>
-      <w:bookmarkStart w:id="0" w:name="_Toc227150004"/>
+      <w:bookmarkStart w:id="0" w:name="_Toc227257119"/>
       <w:r>
         <w:rPr>
           <w:lang w:val="sr-Latn-RS"/>
@@ -1659,7 +1763,7 @@
           <w:lang w:val="sr-Latn-RS"/>
         </w:rPr>
       </w:pPr>
-      <w:bookmarkStart w:id="1" w:name="_Toc227150005"/>
+      <w:bookmarkStart w:id="1" w:name="_Toc227257120"/>
       <w:r>
         <w:rPr>
           <w:lang w:val="sr-Latn-RS"/>
@@ -1708,7 +1812,7 @@
           <w:lang w:val="sr-Latn-RS"/>
         </w:rPr>
       </w:pPr>
-      <w:bookmarkStart w:id="2" w:name="_Toc227150006"/>
+      <w:bookmarkStart w:id="2" w:name="_Toc227257121"/>
       <w:r>
         <w:rPr>
           <w:lang w:val="sr-Latn-RS"/>
@@ -1757,7 +1861,7 @@
           <w:lang w:val="sr-Latn-RS"/>
         </w:rPr>
       </w:pPr>
-      <w:bookmarkStart w:id="3" w:name="_Toc227150007"/>
+      <w:bookmarkStart w:id="3" w:name="_Toc227257122"/>
       <w:r>
         <w:rPr>
           <w:lang w:val="sr-Latn-RS"/>
@@ -1816,7 +1920,7 @@
           <w:lang w:val="sr-Latn-RS"/>
         </w:rPr>
       </w:pPr>
-      <w:bookmarkStart w:id="4" w:name="_Toc227150008"/>
+      <w:bookmarkStart w:id="4" w:name="_Toc227257123"/>
       <w:r>
         <w:rPr>
           <w:lang w:val="sr-Latn-RS"/>
@@ -2014,7 +2118,7 @@
           <w:lang w:val="sr-Latn-RS"/>
         </w:rPr>
       </w:pPr>
-      <w:bookmarkStart w:id="5" w:name="_Toc227150009"/>
+      <w:bookmarkStart w:id="5" w:name="_Toc227257124"/>
       <w:r>
         <w:rPr>
           <w:lang w:val="sr-Latn-RS"/>
@@ -2043,7 +2147,7 @@
           <w:lang w:val="sr-Latn-RS"/>
         </w:rPr>
       </w:pPr>
-      <w:bookmarkStart w:id="6" w:name="_Toc227150010"/>
+      <w:bookmarkStart w:id="6" w:name="_Toc227257125"/>
       <w:r>
         <w:rPr>
           <w:lang w:val="sr-Latn-RS"/>
@@ -2080,7 +2184,7 @@
           <w:lang w:val="sr-Latn-RS"/>
         </w:rPr>
       </w:pPr>
-      <w:bookmarkStart w:id="7" w:name="_Toc227150011"/>
+      <w:bookmarkStart w:id="7" w:name="_Toc227257126"/>
       <w:r>
         <w:rPr>
           <w:lang w:val="sr-Latn-RS"/>
@@ -2103,7 +2207,7 @@
           <w:lang w:val="sr-Latn-RS"/>
         </w:rPr>
       </w:pPr>
-      <w:bookmarkStart w:id="8" w:name="_Toc227150012"/>
+      <w:bookmarkStart w:id="8" w:name="_Toc227257127"/>
       <w:r>
         <w:rPr>
           <w:lang w:val="sr-Latn-RS"/>
@@ -2264,7 +2368,7 @@
           <w:lang w:val="sr-Latn-RS"/>
         </w:rPr>
       </w:pPr>
-      <w:bookmarkStart w:id="9" w:name="_Toc227150013"/>
+      <w:bookmarkStart w:id="9" w:name="_Toc227257128"/>
       <w:r>
         <w:rPr>
           <w:lang w:val="sr-Latn-RS"/>
@@ -2475,7 +2579,7 @@
           <w:lang w:val="sr-Latn-RS"/>
         </w:rPr>
       </w:pPr>
-      <w:bookmarkStart w:id="10" w:name="_Toc227150014"/>
+      <w:bookmarkStart w:id="10" w:name="_Toc227257129"/>
       <w:r>
         <w:rPr>
           <w:lang w:val="sr-Latn-RS"/>
@@ -2512,7 +2616,7 @@
           <w:lang w:val="sr-Latn-RS"/>
         </w:rPr>
       </w:pPr>
-      <w:bookmarkStart w:id="11" w:name="_Toc227150015"/>
+      <w:bookmarkStart w:id="11" w:name="_Toc227257130"/>
       <w:r>
         <w:rPr>
           <w:lang w:val="sr-Latn-RS"/>
@@ -2549,7 +2653,7 @@
           <w:lang w:val="sr-Latn-RS"/>
         </w:rPr>
       </w:pPr>
-      <w:bookmarkStart w:id="12" w:name="_Toc227150016"/>
+      <w:bookmarkStart w:id="12" w:name="_Toc227257131"/>
       <w:r>
         <w:rPr>
           <w:lang w:val="sr-Latn-RS"/>
